--- a/tillsyn/A 50814-2025 tillsynsbegäran.docx
+++ b/tillsyn/A 50814-2025 tillsynsbegäran.docx
@@ -240,7 +240,7 @@
     <w:r>
       <w:tab/>
       <w:tab/>
-      <w:t>2025-10-17</w:t>
+      <w:t>2025-10-18</w:t>
       <w:br/>
       <w:br/>
     </w:r>

--- a/tillsyn/A 50814-2025 tillsynsbegäran.docx
+++ b/tillsyn/A 50814-2025 tillsynsbegäran.docx
@@ -240,7 +240,7 @@
     <w:r>
       <w:tab/>
       <w:tab/>
-      <w:t>2025-10-18</w:t>
+      <w:t>2025-10-19</w:t>
       <w:br/>
       <w:br/>
     </w:r>

--- a/tillsyn/A 50814-2025 tillsynsbegäran.docx
+++ b/tillsyn/A 50814-2025 tillsynsbegäran.docx
@@ -240,7 +240,7 @@
     <w:r>
       <w:tab/>
       <w:tab/>
-      <w:t>2025-10-19</w:t>
+      <w:t>2025-10-20</w:t>
       <w:br/>
       <w:br/>
     </w:r>

--- a/tillsyn/A 50814-2025 tillsynsbegäran.docx
+++ b/tillsyn/A 50814-2025 tillsynsbegäran.docx
@@ -240,7 +240,7 @@
     <w:r>
       <w:tab/>
       <w:tab/>
-      <w:t>2025-10-20</w:t>
+      <w:t>2025-10-21</w:t>
       <w:br/>
       <w:br/>
     </w:r>

--- a/tillsyn/A 50814-2025 tillsynsbegäran.docx
+++ b/tillsyn/A 50814-2025 tillsynsbegäran.docx
@@ -240,7 +240,7 @@
     <w:r>
       <w:tab/>
       <w:tab/>
-      <w:t>2025-10-21</w:t>
+      <w:t>2025-10-22</w:t>
       <w:br/>
       <w:br/>
     </w:r>

--- a/tillsyn/A 50814-2025 tillsynsbegäran.docx
+++ b/tillsyn/A 50814-2025 tillsynsbegäran.docx
@@ -240,7 +240,7 @@
     <w:r>
       <w:tab/>
       <w:tab/>
-      <w:t>2025-10-22</w:t>
+      <w:t>2025-10-23</w:t>
       <w:br/>
       <w:br/>
     </w:r>

--- a/tillsyn/A 50814-2025 tillsynsbegäran.docx
+++ b/tillsyn/A 50814-2025 tillsynsbegäran.docx
@@ -240,7 +240,7 @@
     <w:r>
       <w:tab/>
       <w:tab/>
-      <w:t>2025-10-23</w:t>
+      <w:t>2025-10-24</w:t>
       <w:br/>
       <w:br/>
     </w:r>

--- a/tillsyn/A 50814-2025 tillsynsbegäran.docx
+++ b/tillsyn/A 50814-2025 tillsynsbegäran.docx
@@ -240,7 +240,7 @@
     <w:r>
       <w:tab/>
       <w:tab/>
-      <w:t>2025-10-24</w:t>
+      <w:t>2025-10-25</w:t>
       <w:br/>
       <w:br/>
     </w:r>

--- a/tillsyn/A 50814-2025 tillsynsbegäran.docx
+++ b/tillsyn/A 50814-2025 tillsynsbegäran.docx
@@ -240,7 +240,7 @@
     <w:r>
       <w:tab/>
       <w:tab/>
-      <w:t>2025-10-25</w:t>
+      <w:t>2025-10-26</w:t>
       <w:br/>
       <w:br/>
     </w:r>

--- a/tillsyn/A 50814-2025 tillsynsbegäran.docx
+++ b/tillsyn/A 50814-2025 tillsynsbegäran.docx
@@ -240,7 +240,7 @@
     <w:r>
       <w:tab/>
       <w:tab/>
-      <w:t>2025-10-26</w:t>
+      <w:t>2025-10-27</w:t>
       <w:br/>
       <w:br/>
     </w:r>

--- a/tillsyn/A 50814-2025 tillsynsbegäran.docx
+++ b/tillsyn/A 50814-2025 tillsynsbegäran.docx
@@ -240,7 +240,7 @@
     <w:r>
       <w:tab/>
       <w:tab/>
-      <w:t>2025-10-27</w:t>
+      <w:t>2025-10-28</w:t>
       <w:br/>
       <w:br/>
     </w:r>

--- a/tillsyn/A 50814-2025 tillsynsbegäran.docx
+++ b/tillsyn/A 50814-2025 tillsynsbegäran.docx
@@ -240,7 +240,7 @@
     <w:r>
       <w:tab/>
       <w:tab/>
-      <w:t>2025-10-28</w:t>
+      <w:t>2025-10-29</w:t>
       <w:br/>
       <w:br/>
     </w:r>

--- a/tillsyn/A 50814-2025 tillsynsbegäran.docx
+++ b/tillsyn/A 50814-2025 tillsynsbegäran.docx
@@ -240,7 +240,7 @@
     <w:r>
       <w:tab/>
       <w:tab/>
-      <w:t>2025-10-29</w:t>
+      <w:t>2025-10-30</w:t>
       <w:br/>
       <w:br/>
     </w:r>

--- a/tillsyn/A 50814-2025 tillsynsbegäran.docx
+++ b/tillsyn/A 50814-2025 tillsynsbegäran.docx
@@ -240,7 +240,7 @@
     <w:r>
       <w:tab/>
       <w:tab/>
-      <w:t>2025-10-30</w:t>
+      <w:t>2025-10-31</w:t>
       <w:br/>
       <w:br/>
     </w:r>

--- a/tillsyn/A 50814-2025 tillsynsbegäran.docx
+++ b/tillsyn/A 50814-2025 tillsynsbegäran.docx
@@ -240,7 +240,7 @@
     <w:r>
       <w:tab/>
       <w:tab/>
-      <w:t>2025-10-31</w:t>
+      <w:t>2025-11-01</w:t>
       <w:br/>
       <w:br/>
     </w:r>

--- a/tillsyn/A 50814-2025 tillsynsbegäran.docx
+++ b/tillsyn/A 50814-2025 tillsynsbegäran.docx
@@ -240,7 +240,7 @@
     <w:r>
       <w:tab/>
       <w:tab/>
-      <w:t>2025-11-15</w:t>
+      <w:t>2025-11-20</w:t>
       <w:br/>
       <w:br/>
     </w:r>

--- a/tillsyn/A 50814-2025 tillsynsbegäran.docx
+++ b/tillsyn/A 50814-2025 tillsynsbegäran.docx
@@ -240,7 +240,7 @@
     <w:r>
       <w:tab/>
       <w:tab/>
-      <w:t>2025-11-20</w:t>
+      <w:t>2025-11-21</w:t>
       <w:br/>
       <w:br/>
     </w:r>

--- a/tillsyn/A 50814-2025 tillsynsbegäran.docx
+++ b/tillsyn/A 50814-2025 tillsynsbegäran.docx
@@ -240,7 +240,7 @@
     <w:r>
       <w:tab/>
       <w:tab/>
-      <w:t>2025-11-21</w:t>
+      <w:t>2025-11-22</w:t>
       <w:br/>
       <w:br/>
     </w:r>

--- a/tillsyn/A 50814-2025 tillsynsbegäran.docx
+++ b/tillsyn/A 50814-2025 tillsynsbegäran.docx
@@ -240,7 +240,7 @@
     <w:r>
       <w:tab/>
       <w:tab/>
-      <w:t>2025-11-22</w:t>
+      <w:t>2025-11-23</w:t>
       <w:br/>
       <w:br/>
     </w:r>

--- a/tillsyn/A 50814-2025 tillsynsbegäran.docx
+++ b/tillsyn/A 50814-2025 tillsynsbegäran.docx
@@ -240,7 +240,7 @@
     <w:r>
       <w:tab/>
       <w:tab/>
-      <w:t>2025-11-23</w:t>
+      <w:t>2025-11-24</w:t>
       <w:br/>
       <w:br/>
     </w:r>

--- a/tillsyn/A 50814-2025 tillsynsbegäran.docx
+++ b/tillsyn/A 50814-2025 tillsynsbegäran.docx
@@ -240,7 +240,7 @@
     <w:r>
       <w:tab/>
       <w:tab/>
-      <w:t>2025-11-24</w:t>
+      <w:t>2025-11-25</w:t>
       <w:br/>
       <w:br/>
     </w:r>

--- a/tillsyn/A 50814-2025 tillsynsbegäran.docx
+++ b/tillsyn/A 50814-2025 tillsynsbegäran.docx
@@ -240,7 +240,7 @@
     <w:r>
       <w:tab/>
       <w:tab/>
-      <w:t>2025-11-25</w:t>
+      <w:t>2025-11-26</w:t>
       <w:br/>
       <w:br/>
     </w:r>

--- a/tillsyn/A 50814-2025 tillsynsbegäran.docx
+++ b/tillsyn/A 50814-2025 tillsynsbegäran.docx
@@ -240,7 +240,7 @@
     <w:r>
       <w:tab/>
       <w:tab/>
-      <w:t>2025-11-26</w:t>
+      <w:t>2025-11-27</w:t>
       <w:br/>
       <w:br/>
     </w:r>

--- a/tillsyn/A 50814-2025 tillsynsbegäran.docx
+++ b/tillsyn/A 50814-2025 tillsynsbegäran.docx
@@ -240,7 +240,7 @@
     <w:r>
       <w:tab/>
       <w:tab/>
-      <w:t>2025-11-27</w:t>
+      <w:t>2025-11-28</w:t>
       <w:br/>
       <w:br/>
     </w:r>

--- a/tillsyn/A 50814-2025 tillsynsbegäran.docx
+++ b/tillsyn/A 50814-2025 tillsynsbegäran.docx
@@ -240,7 +240,7 @@
     <w:r>
       <w:tab/>
       <w:tab/>
-      <w:t>2025-11-28</w:t>
+      <w:t>2025-11-29</w:t>
       <w:br/>
       <w:br/>
     </w:r>

--- a/tillsyn/A 50814-2025 tillsynsbegäran.docx
+++ b/tillsyn/A 50814-2025 tillsynsbegäran.docx
@@ -240,7 +240,7 @@
     <w:r>
       <w:tab/>
       <w:tab/>
-      <w:t>2025-11-29</w:t>
+      <w:t>2025-11-30</w:t>
       <w:br/>
       <w:br/>
     </w:r>

--- a/tillsyn/A 50814-2025 tillsynsbegäran.docx
+++ b/tillsyn/A 50814-2025 tillsynsbegäran.docx
@@ -240,7 +240,7 @@
     <w:r>
       <w:tab/>
       <w:tab/>
-      <w:t>2025-11-30</w:t>
+      <w:t>2025-12-01</w:t>
       <w:br/>
       <w:br/>
     </w:r>

--- a/tillsyn/A 50814-2025 tillsynsbegäran.docx
+++ b/tillsyn/A 50814-2025 tillsynsbegäran.docx
@@ -240,7 +240,7 @@
     <w:r>
       <w:tab/>
       <w:tab/>
-      <w:t>2025-12-01</w:t>
+      <w:t>2025-12-02</w:t>
       <w:br/>
       <w:br/>
     </w:r>

--- a/tillsyn/A 50814-2025 tillsynsbegäran.docx
+++ b/tillsyn/A 50814-2025 tillsynsbegäran.docx
@@ -240,7 +240,7 @@
     <w:r>
       <w:tab/>
       <w:tab/>
-      <w:t>2025-12-02</w:t>
+      <w:t>2025-12-03</w:t>
       <w:br/>
       <w:br/>
     </w:r>

--- a/tillsyn/A 50814-2025 tillsynsbegäran.docx
+++ b/tillsyn/A 50814-2025 tillsynsbegäran.docx
@@ -240,7 +240,7 @@
     <w:r>
       <w:tab/>
       <w:tab/>
-      <w:t>2025-12-03</w:t>
+      <w:t>2025-12-04</w:t>
       <w:br/>
       <w:br/>
     </w:r>

--- a/tillsyn/A 50814-2025 tillsynsbegäran.docx
+++ b/tillsyn/A 50814-2025 tillsynsbegäran.docx
@@ -240,7 +240,7 @@
     <w:r>
       <w:tab/>
       <w:tab/>
-      <w:t>2025-12-04</w:t>
+      <w:t>2025-12-05</w:t>
       <w:br/>
       <w:br/>
     </w:r>

--- a/tillsyn/A 50814-2025 tillsynsbegäran.docx
+++ b/tillsyn/A 50814-2025 tillsynsbegäran.docx
@@ -240,7 +240,7 @@
     <w:r>
       <w:tab/>
       <w:tab/>
-      <w:t>2025-12-05</w:t>
+      <w:t>2025-12-06</w:t>
       <w:br/>
       <w:br/>
     </w:r>

--- a/tillsyn/A 50814-2025 tillsynsbegäran.docx
+++ b/tillsyn/A 50814-2025 tillsynsbegäran.docx
@@ -240,7 +240,7 @@
     <w:r>
       <w:tab/>
       <w:tab/>
-      <w:t>2025-12-06</w:t>
+      <w:t>2025-12-07</w:t>
       <w:br/>
       <w:br/>
     </w:r>

--- a/tillsyn/A 50814-2025 tillsynsbegäran.docx
+++ b/tillsyn/A 50814-2025 tillsynsbegäran.docx
@@ -240,7 +240,7 @@
     <w:r>
       <w:tab/>
       <w:tab/>
-      <w:t>2025-12-07</w:t>
+      <w:t>2025-12-08</w:t>
       <w:br/>
       <w:br/>
     </w:r>

--- a/tillsyn/A 50814-2025 tillsynsbegäran.docx
+++ b/tillsyn/A 50814-2025 tillsynsbegäran.docx
@@ -240,7 +240,7 @@
     <w:r>
       <w:tab/>
       <w:tab/>
-      <w:t>2025-12-08</w:t>
+      <w:t>2025-12-09</w:t>
       <w:br/>
       <w:br/>
     </w:r>

--- a/tillsyn/A 50814-2025 tillsynsbegäran.docx
+++ b/tillsyn/A 50814-2025 tillsynsbegäran.docx
@@ -240,7 +240,7 @@
     <w:r>
       <w:tab/>
       <w:tab/>
-      <w:t>2025-12-09</w:t>
+      <w:t>2025-12-10</w:t>
       <w:br/>
       <w:br/>
     </w:r>

--- a/tillsyn/A 50814-2025 tillsynsbegäran.docx
+++ b/tillsyn/A 50814-2025 tillsynsbegäran.docx
@@ -240,7 +240,7 @@
     <w:r>
       <w:tab/>
       <w:tab/>
-      <w:t>2025-12-10</w:t>
+      <w:t>2025-12-11</w:t>
       <w:br/>
       <w:br/>
     </w:r>

--- a/tillsyn/A 50814-2025 tillsynsbegäran.docx
+++ b/tillsyn/A 50814-2025 tillsynsbegäran.docx
@@ -240,7 +240,7 @@
     <w:r>
       <w:tab/>
       <w:tab/>
-      <w:t>2025-12-11</w:t>
+      <w:t>2025-12-12</w:t>
       <w:br/>
       <w:br/>
     </w:r>

--- a/tillsyn/A 50814-2025 tillsynsbegäran.docx
+++ b/tillsyn/A 50814-2025 tillsynsbegäran.docx
@@ -240,7 +240,7 @@
     <w:r>
       <w:tab/>
       <w:tab/>
-      <w:t>2025-12-12</w:t>
+      <w:t>2025-12-13</w:t>
       <w:br/>
       <w:br/>
     </w:r>

--- a/tillsyn/A 50814-2025 tillsynsbegäran.docx
+++ b/tillsyn/A 50814-2025 tillsynsbegäran.docx
@@ -240,7 +240,7 @@
     <w:r>
       <w:tab/>
       <w:tab/>
-      <w:t>2025-12-19</w:t>
+      <w:t>2025-12-20</w:t>
       <w:br/>
       <w:br/>
     </w:r>

--- a/tillsyn/A 50814-2025 tillsynsbegäran.docx
+++ b/tillsyn/A 50814-2025 tillsynsbegäran.docx
@@ -240,7 +240,7 @@
     <w:r>
       <w:tab/>
       <w:tab/>
-      <w:t>2025-12-20</w:t>
+      <w:t>2025-12-21</w:t>
       <w:br/>
       <w:br/>
     </w:r>

--- a/tillsyn/A 50814-2025 tillsynsbegäran.docx
+++ b/tillsyn/A 50814-2025 tillsynsbegäran.docx
@@ -240,7 +240,7 @@
     <w:r>
       <w:tab/>
       <w:tab/>
-      <w:t>2025-12-21</w:t>
+      <w:t>2025-12-22</w:t>
       <w:br/>
       <w:br/>
     </w:r>

--- a/tillsyn/A 50814-2025 tillsynsbegäran.docx
+++ b/tillsyn/A 50814-2025 tillsynsbegäran.docx
@@ -240,7 +240,7 @@
     <w:r>
       <w:tab/>
       <w:tab/>
-      <w:t>2025-12-22</w:t>
+      <w:t>2025-12-26</w:t>
       <w:br/>
       <w:br/>
     </w:r>

--- a/tillsyn/A 50814-2025 tillsynsbegäran.docx
+++ b/tillsyn/A 50814-2025 tillsynsbegäran.docx
@@ -240,7 +240,7 @@
     <w:r>
       <w:tab/>
       <w:tab/>
-      <w:t>2025-12-26</w:t>
+      <w:t>2025-12-28</w:t>
       <w:br/>
       <w:br/>
     </w:r>

--- a/tillsyn/A 50814-2025 tillsynsbegäran.docx
+++ b/tillsyn/A 50814-2025 tillsynsbegäran.docx
@@ -240,7 +240,7 @@
     <w:r>
       <w:tab/>
       <w:tab/>
-      <w:t>2025-12-28</w:t>
+      <w:t>2025-12-29</w:t>
       <w:br/>
       <w:br/>
     </w:r>

--- a/tillsyn/A 50814-2025 tillsynsbegäran.docx
+++ b/tillsyn/A 50814-2025 tillsynsbegäran.docx
@@ -240,7 +240,7 @@
     <w:r>
       <w:tab/>
       <w:tab/>
-      <w:t>2025-12-29</w:t>
+      <w:t>2025-12-30</w:t>
       <w:br/>
       <w:br/>
     </w:r>

--- a/tillsyn/A 50814-2025 tillsynsbegäran.docx
+++ b/tillsyn/A 50814-2025 tillsynsbegäran.docx
@@ -240,7 +240,7 @@
     <w:r>
       <w:tab/>
       <w:tab/>
-      <w:t>2025-12-30</w:t>
+      <w:t>2025-12-31</w:t>
       <w:br/>
       <w:br/>
     </w:r>

--- a/tillsyn/A 50814-2025 tillsynsbegäran.docx
+++ b/tillsyn/A 50814-2025 tillsynsbegäran.docx
@@ -240,7 +240,7 @@
     <w:r>
       <w:tab/>
       <w:tab/>
-      <w:t>2026-01-07</w:t>
+      <w:t>2026-01-08</w:t>
       <w:br/>
       <w:br/>
     </w:r>

--- a/tillsyn/A 50814-2025 tillsynsbegäran.docx
+++ b/tillsyn/A 50814-2025 tillsynsbegäran.docx
@@ -240,7 +240,7 @@
     <w:r>
       <w:tab/>
       <w:tab/>
-      <w:t>2026-01-08</w:t>
+      <w:t>2026-01-09</w:t>
       <w:br/>
       <w:br/>
     </w:r>

--- a/tillsyn/A 50814-2025 tillsynsbegäran.docx
+++ b/tillsyn/A 50814-2025 tillsynsbegäran.docx
@@ -240,7 +240,7 @@
     <w:r>
       <w:tab/>
       <w:tab/>
-      <w:t>2026-01-09</w:t>
+      <w:t>2026-01-10</w:t>
       <w:br/>
       <w:br/>
     </w:r>

--- a/tillsyn/A 50814-2025 tillsynsbegäran.docx
+++ b/tillsyn/A 50814-2025 tillsynsbegäran.docx
@@ -240,7 +240,7 @@
     <w:r>
       <w:tab/>
       <w:tab/>
-      <w:t>2026-01-10</w:t>
+      <w:t>2026-01-11</w:t>
       <w:br/>
       <w:br/>
     </w:r>

--- a/tillsyn/A 50814-2025 tillsynsbegäran.docx
+++ b/tillsyn/A 50814-2025 tillsynsbegäran.docx
@@ -240,7 +240,7 @@
     <w:r>
       <w:tab/>
       <w:tab/>
-      <w:t>2026-01-11</w:t>
+      <w:t>2026-01-12</w:t>
       <w:br/>
       <w:br/>
     </w:r>

--- a/tillsyn/A 50814-2025 tillsynsbegäran.docx
+++ b/tillsyn/A 50814-2025 tillsynsbegäran.docx
@@ -240,7 +240,7 @@
     <w:r>
       <w:tab/>
       <w:tab/>
-      <w:t>2026-01-12</w:t>
+      <w:t>2026-01-13</w:t>
       <w:br/>
       <w:br/>
     </w:r>

--- a/tillsyn/A 50814-2025 tillsynsbegäran.docx
+++ b/tillsyn/A 50814-2025 tillsynsbegäran.docx
@@ -240,7 +240,7 @@
     <w:r>
       <w:tab/>
       <w:tab/>
-      <w:t>2026-01-13</w:t>
+      <w:t>2026-01-14</w:t>
       <w:br/>
       <w:br/>
     </w:r>

--- a/tillsyn/A 50814-2025 tillsynsbegäran.docx
+++ b/tillsyn/A 50814-2025 tillsynsbegäran.docx
@@ -240,7 +240,7 @@
     <w:r>
       <w:tab/>
       <w:tab/>
-      <w:t>2026-01-14</w:t>
+      <w:t>2026-01-15</w:t>
       <w:br/>
       <w:br/>
     </w:r>

--- a/tillsyn/A 50814-2025 tillsynsbegäran.docx
+++ b/tillsyn/A 50814-2025 tillsynsbegäran.docx
@@ -240,7 +240,7 @@
     <w:r>
       <w:tab/>
       <w:tab/>
-      <w:t>2026-01-15</w:t>
+      <w:t>2026-01-16</w:t>
       <w:br/>
       <w:br/>
     </w:r>

--- a/tillsyn/A 50814-2025 tillsynsbegäran.docx
+++ b/tillsyn/A 50814-2025 tillsynsbegäran.docx
@@ -240,7 +240,7 @@
     <w:r>
       <w:tab/>
       <w:tab/>
-      <w:t>2026-01-16</w:t>
+      <w:t>2026-01-17</w:t>
       <w:br/>
       <w:br/>
     </w:r>

--- a/tillsyn/A 50814-2025 tillsynsbegäran.docx
+++ b/tillsyn/A 50814-2025 tillsynsbegäran.docx
@@ -240,7 +240,7 @@
     <w:r>
       <w:tab/>
       <w:tab/>
-      <w:t>2026-01-17</w:t>
+      <w:t>2026-01-18</w:t>
       <w:br/>
       <w:br/>
     </w:r>

--- a/tillsyn/A 50814-2025 tillsynsbegäran.docx
+++ b/tillsyn/A 50814-2025 tillsynsbegäran.docx
@@ -240,7 +240,7 @@
     <w:r>
       <w:tab/>
       <w:tab/>
-      <w:t>2026-01-18</w:t>
+      <w:t>2026-01-19</w:t>
       <w:br/>
       <w:br/>
     </w:r>

--- a/tillsyn/A 50814-2025 tillsynsbegäran.docx
+++ b/tillsyn/A 50814-2025 tillsynsbegäran.docx
@@ -240,7 +240,7 @@
     <w:r>
       <w:tab/>
       <w:tab/>
-      <w:t>2026-01-19</w:t>
+      <w:t>2026-01-20</w:t>
       <w:br/>
       <w:br/>
     </w:r>

--- a/tillsyn/A 50814-2025 tillsynsbegäran.docx
+++ b/tillsyn/A 50814-2025 tillsynsbegäran.docx
@@ -240,7 +240,7 @@
     <w:r>
       <w:tab/>
       <w:tab/>
-      <w:t>2026-01-20</w:t>
+      <w:t>2026-01-21</w:t>
       <w:br/>
       <w:br/>
     </w:r>

--- a/tillsyn/A 50814-2025 tillsynsbegäran.docx
+++ b/tillsyn/A 50814-2025 tillsynsbegäran.docx
@@ -240,7 +240,7 @@
     <w:r>
       <w:tab/>
       <w:tab/>
-      <w:t>2026-01-21</w:t>
+      <w:t>2026-01-23</w:t>
       <w:br/>
       <w:br/>
     </w:r>

--- a/tillsyn/A 50814-2025 tillsynsbegäran.docx
+++ b/tillsyn/A 50814-2025 tillsynsbegäran.docx
@@ -240,7 +240,7 @@
     <w:r>
       <w:tab/>
       <w:tab/>
-      <w:t>2026-01-23</w:t>
+      <w:t>2026-01-24</w:t>
       <w:br/>
       <w:br/>
     </w:r>

--- a/tillsyn/A 50814-2025 tillsynsbegäran.docx
+++ b/tillsyn/A 50814-2025 tillsynsbegäran.docx
@@ -240,7 +240,7 @@
     <w:r>
       <w:tab/>
       <w:tab/>
-      <w:t>2026-01-24</w:t>
+      <w:t>2026-01-25</w:t>
       <w:br/>
       <w:br/>
     </w:r>

--- a/tillsyn/A 50814-2025 tillsynsbegäran.docx
+++ b/tillsyn/A 50814-2025 tillsynsbegäran.docx
@@ -240,7 +240,7 @@
     <w:r>
       <w:tab/>
       <w:tab/>
-      <w:t>2026-01-25</w:t>
+      <w:t>2026-01-26</w:t>
       <w:br/>
       <w:br/>
     </w:r>

--- a/tillsyn/A 50814-2025 tillsynsbegäran.docx
+++ b/tillsyn/A 50814-2025 tillsynsbegäran.docx
@@ -240,7 +240,7 @@
     <w:r>
       <w:tab/>
       <w:tab/>
-      <w:t>2026-01-26</w:t>
+      <w:t>2026-01-27</w:t>
       <w:br/>
       <w:br/>
     </w:r>

--- a/tillsyn/A 50814-2025 tillsynsbegäran.docx
+++ b/tillsyn/A 50814-2025 tillsynsbegäran.docx
@@ -240,7 +240,7 @@
     <w:r>
       <w:tab/>
       <w:tab/>
-      <w:t>2026-01-27</w:t>
+      <w:t>2026-01-28</w:t>
       <w:br/>
       <w:br/>
     </w:r>

--- a/tillsyn/A 50814-2025 tillsynsbegäran.docx
+++ b/tillsyn/A 50814-2025 tillsynsbegäran.docx
@@ -109,7 +109,34 @@
         <w:t>Sårläka</w:t>
       </w:r>
       <w:r>
-        <w:t xml:space="preserve"> växer på mullrik mark i skuggiga eller halvskuggiga lövskogar och lundar men också i örtrika kalkbarrskogar. Arten ingår i en exklusiv lundflora som bara uppträder i de allra rikaste kalkbarrskogarna söder om den biologiska norrlandsgränsen. I ädellövskogar och lundar är den också knuten till områden med en mycket rik mångfald av naturvårdsarter. Sårläka är värdväxt för den rödlistade fjärilen sårläkeplattmal (NT) (SLU Artdatabanken, 2024; Nitare &amp; Skogsstyrelsen, 2019).</w:t>
+        <w:t xml:space="preserve"> växer på mullrik mark i skuggiga eller halvskuggiga lövskogar och lundar men också i örtrika kalkbarrskogar. Arten ingår i en exklusiv lundflora som bara uppträder i de allra rikaste kalkbarrskogarna söder om den biologiska norrlandsgränsen. I ädellövskogar och lundar är den också knuten till områden med en mycket rik mångfald av naturvårdsarter. Sårläka är typisk art för </w:t>
+      </w:r>
+      <w:r>
+        <w:rPr>
+          <w:i/>
+        </w:rPr>
+        <w:t xml:space="preserve">9050 Näringsrik granskog, 9020 Nordlig ädellövskog, 9130 Näringsrik bokskog </w:t>
+      </w:r>
+      <w:r>
+        <w:t xml:space="preserve">och </w:t>
+      </w:r>
+      <w:r>
+        <w:rPr>
+          <w:i/>
+        </w:rPr>
+        <w:t>9160 Näringsrik ekskog</w:t>
+      </w:r>
+      <w:r>
+        <w:t xml:space="preserve"> och värdväxt för den rödlistade fjärilen sårläkeplattmal (NT).</w:t>
+      </w:r>
+      <w:r>
+        <w:rPr>
+          <w:i/>
+        </w:rPr>
+        <w:t xml:space="preserve"> </w:t>
+      </w:r>
+      <w:r>
+        <w:t>Sårläka har minskat kraftigt under de senaste åren och enligt artdatabankens preliminära bedömning kommer den att bli rödlistad som nära hotad (NT) i nästa rödlista som kommer 2026 (SLU Artdatabanken, 2024; Nitare &amp; Skogsstyrelsen, 2019).</w:t>
       </w:r>
     </w:p>
     <w:sectPr>
@@ -240,7 +267,7 @@
     <w:r>
       <w:tab/>
       <w:tab/>
-      <w:t>2026-01-28</w:t>
+      <w:t>2026-01-29</w:t>
       <w:br/>
       <w:br/>
     </w:r>

--- a/tillsyn/A 50814-2025 tillsynsbegäran.docx
+++ b/tillsyn/A 50814-2025 tillsynsbegäran.docx
@@ -267,7 +267,7 @@
     <w:r>
       <w:tab/>
       <w:tab/>
-      <w:t>2026-01-29</w:t>
+      <w:t>2026-01-30</w:t>
       <w:br/>
       <w:br/>
     </w:r>

--- a/tillsyn/A 50814-2025 tillsynsbegäran.docx
+++ b/tillsyn/A 50814-2025 tillsynsbegäran.docx
@@ -267,7 +267,7 @@
     <w:r>
       <w:tab/>
       <w:tab/>
-      <w:t>2026-01-30</w:t>
+      <w:t>2026-01-31</w:t>
       <w:br/>
       <w:br/>
     </w:r>

--- a/tillsyn/A 50814-2025 tillsynsbegäran.docx
+++ b/tillsyn/A 50814-2025 tillsynsbegäran.docx
@@ -267,7 +267,7 @@
     <w:r>
       <w:tab/>
       <w:tab/>
-      <w:t>2026-02-28</w:t>
+      <w:t>2026-03-01</w:t>
       <w:br/>
       <w:br/>
     </w:r>

--- a/tillsyn/A 50814-2025 tillsynsbegäran.docx
+++ b/tillsyn/A 50814-2025 tillsynsbegäran.docx
@@ -267,7 +267,7 @@
     <w:r>
       <w:tab/>
       <w:tab/>
-      <w:t>2026-03-01</w:t>
+      <w:t>2026-03-02</w:t>
       <w:br/>
       <w:br/>
     </w:r>

--- a/tillsyn/A 50814-2025 tillsynsbegäran.docx
+++ b/tillsyn/A 50814-2025 tillsynsbegäran.docx
@@ -267,7 +267,7 @@
     <w:r>
       <w:tab/>
       <w:tab/>
-      <w:t>2026-03-02</w:t>
+      <w:t>2026-03-03</w:t>
       <w:br/>
       <w:br/>
     </w:r>

--- a/tillsyn/A 50814-2025 tillsynsbegäran.docx
+++ b/tillsyn/A 50814-2025 tillsynsbegäran.docx
@@ -267,7 +267,7 @@
     <w:r>
       <w:tab/>
       <w:tab/>
-      <w:t>2026-03-03</w:t>
+      <w:t>2026-03-04</w:t>
       <w:br/>
       <w:br/>
     </w:r>

--- a/tillsyn/A 50814-2025 tillsynsbegäran.docx
+++ b/tillsyn/A 50814-2025 tillsynsbegäran.docx
@@ -267,7 +267,7 @@
     <w:r>
       <w:tab/>
       <w:tab/>
-      <w:t>2026-03-04</w:t>
+      <w:t>2026-03-05</w:t>
       <w:br/>
       <w:br/>
     </w:r>

--- a/tillsyn/A 50814-2025 tillsynsbegäran.docx
+++ b/tillsyn/A 50814-2025 tillsynsbegäran.docx
@@ -267,7 +267,7 @@
     <w:r>
       <w:tab/>
       <w:tab/>
-      <w:t>2026-03-05</w:t>
+      <w:t>2026-03-06</w:t>
       <w:br/>
       <w:br/>
     </w:r>

--- a/tillsyn/A 50814-2025 tillsynsbegäran.docx
+++ b/tillsyn/A 50814-2025 tillsynsbegäran.docx
@@ -267,7 +267,7 @@
     <w:r>
       <w:tab/>
       <w:tab/>
-      <w:t>2026-03-06</w:t>
+      <w:t>2026-03-07</w:t>
       <w:br/>
       <w:br/>
     </w:r>

--- a/tillsyn/A 50814-2025 tillsynsbegäran.docx
+++ b/tillsyn/A 50814-2025 tillsynsbegäran.docx
@@ -267,7 +267,7 @@
     <w:r>
       <w:tab/>
       <w:tab/>
-      <w:t>2026-03-13</w:t>
+      <w:t>2026-03-16</w:t>
       <w:br/>
       <w:br/>
     </w:r>

--- a/tillsyn/A 50814-2025 tillsynsbegäran.docx
+++ b/tillsyn/A 50814-2025 tillsynsbegäran.docx
@@ -267,7 +267,7 @@
     <w:r>
       <w:tab/>
       <w:tab/>
-      <w:t>2026-03-16</w:t>
+      <w:t>2026-03-17</w:t>
       <w:br/>
       <w:br/>
     </w:r>

--- a/tillsyn/A 50814-2025 tillsynsbegäran.docx
+++ b/tillsyn/A 50814-2025 tillsynsbegäran.docx
@@ -267,7 +267,7 @@
     <w:r>
       <w:tab/>
       <w:tab/>
-      <w:t>2026-03-17</w:t>
+      <w:t>2026-03-18</w:t>
       <w:br/>
       <w:br/>
     </w:r>

--- a/tillsyn/A 50814-2025 tillsynsbegäran.docx
+++ b/tillsyn/A 50814-2025 tillsynsbegäran.docx
@@ -267,7 +267,7 @@
     <w:r>
       <w:tab/>
       <w:tab/>
-      <w:t>2026-03-18</w:t>
+      <w:t>2026-03-19</w:t>
       <w:br/>
       <w:br/>
     </w:r>

--- a/tillsyn/A 50814-2025 tillsynsbegäran.docx
+++ b/tillsyn/A 50814-2025 tillsynsbegäran.docx
@@ -267,7 +267,7 @@
     <w:r>
       <w:tab/>
       <w:tab/>
-      <w:t>2026-03-19</w:t>
+      <w:t>2026-03-20</w:t>
       <w:br/>
       <w:br/>
     </w:r>

--- a/tillsyn/A 50814-2025 tillsynsbegäran.docx
+++ b/tillsyn/A 50814-2025 tillsynsbegäran.docx
@@ -267,7 +267,7 @@
     <w:r>
       <w:tab/>
       <w:tab/>
-      <w:t>2026-03-20</w:t>
+      <w:t>2026-03-21</w:t>
       <w:br/>
       <w:br/>
     </w:r>

--- a/tillsyn/A 50814-2025 tillsynsbegäran.docx
+++ b/tillsyn/A 50814-2025 tillsynsbegäran.docx
@@ -267,7 +267,7 @@
     <w:r>
       <w:tab/>
       <w:tab/>
-      <w:t>2026-03-21</w:t>
+      <w:t>2026-03-22</w:t>
       <w:br/>
       <w:br/>
     </w:r>

--- a/tillsyn/A 50814-2025 tillsynsbegäran.docx
+++ b/tillsyn/A 50814-2025 tillsynsbegäran.docx
@@ -267,7 +267,7 @@
     <w:r>
       <w:tab/>
       <w:tab/>
-      <w:t>2026-03-22</w:t>
+      <w:t>2026-03-23</w:t>
       <w:br/>
       <w:br/>
     </w:r>

--- a/tillsyn/A 50814-2025 tillsynsbegäran.docx
+++ b/tillsyn/A 50814-2025 tillsynsbegäran.docx
@@ -267,7 +267,7 @@
     <w:r>
       <w:tab/>
       <w:tab/>
-      <w:t>2026-03-23</w:t>
+      <w:t>2026-03-24</w:t>
       <w:br/>
       <w:br/>
     </w:r>

--- a/tillsyn/A 50814-2025 tillsynsbegäran.docx
+++ b/tillsyn/A 50814-2025 tillsynsbegäran.docx
@@ -267,7 +267,7 @@
     <w:r>
       <w:tab/>
       <w:tab/>
-      <w:t>2026-03-24</w:t>
+      <w:t>2026-03-25</w:t>
       <w:br/>
       <w:br/>
     </w:r>

--- a/tillsyn/A 50814-2025 tillsynsbegäran.docx
+++ b/tillsyn/A 50814-2025 tillsynsbegäran.docx
@@ -267,7 +267,7 @@
     <w:r>
       <w:tab/>
       <w:tab/>
-      <w:t>2026-03-25</w:t>
+      <w:t>2026-03-26</w:t>
       <w:br/>
       <w:br/>
     </w:r>

--- a/tillsyn/A 50814-2025 tillsynsbegäran.docx
+++ b/tillsyn/A 50814-2025 tillsynsbegäran.docx
@@ -267,7 +267,7 @@
     <w:r>
       <w:tab/>
       <w:tab/>
-      <w:t>2026-03-26</w:t>
+      <w:t>2026-03-27</w:t>
       <w:br/>
       <w:br/>
     </w:r>

--- a/tillsyn/A 50814-2025 tillsynsbegäran.docx
+++ b/tillsyn/A 50814-2025 tillsynsbegäran.docx
@@ -267,7 +267,7 @@
     <w:r>
       <w:tab/>
       <w:tab/>
-      <w:t>2026-03-27</w:t>
+      <w:t>2026-03-28</w:t>
       <w:br/>
       <w:br/>
     </w:r>

--- a/tillsyn/A 50814-2025 tillsynsbegäran.docx
+++ b/tillsyn/A 50814-2025 tillsynsbegäran.docx
@@ -267,7 +267,7 @@
     <w:r>
       <w:tab/>
       <w:tab/>
-      <w:t>2026-03-28</w:t>
+      <w:t>2026-03-29</w:t>
       <w:br/>
       <w:br/>
     </w:r>

--- a/tillsyn/A 50814-2025 tillsynsbegäran.docx
+++ b/tillsyn/A 50814-2025 tillsynsbegäran.docx
@@ -267,7 +267,7 @@
     <w:r>
       <w:tab/>
       <w:tab/>
-      <w:t>2026-03-29</w:t>
+      <w:t>2026-03-30</w:t>
       <w:br/>
       <w:br/>
     </w:r>

--- a/tillsyn/A 50814-2025 tillsynsbegäran.docx
+++ b/tillsyn/A 50814-2025 tillsynsbegäran.docx
@@ -267,7 +267,7 @@
     <w:r>
       <w:tab/>
       <w:tab/>
-      <w:t>2026-03-30</w:t>
+      <w:t>2026-03-31</w:t>
       <w:br/>
       <w:br/>
     </w:r>

--- a/tillsyn/A 50814-2025 tillsynsbegäran.docx
+++ b/tillsyn/A 50814-2025 tillsynsbegäran.docx
@@ -267,7 +267,7 @@
     <w:r>
       <w:tab/>
       <w:tab/>
-      <w:t>2026-03-31</w:t>
+      <w:t>2026-04-01</w:t>
       <w:br/>
       <w:br/>
     </w:r>

--- a/tillsyn/A 50814-2025 tillsynsbegäran.docx
+++ b/tillsyn/A 50814-2025 tillsynsbegäran.docx
@@ -267,7 +267,7 @@
     <w:r>
       <w:tab/>
       <w:tab/>
-      <w:t>2026-04-01</w:t>
+      <w:t>2026-04-02</w:t>
       <w:br/>
       <w:br/>
     </w:r>

--- a/tillsyn/A 50814-2025 tillsynsbegäran.docx
+++ b/tillsyn/A 50814-2025 tillsynsbegäran.docx
@@ -267,7 +267,7 @@
     <w:r>
       <w:tab/>
       <w:tab/>
-      <w:t>2026-04-02</w:t>
+      <w:t>2026-04-03</w:t>
       <w:br/>
       <w:br/>
     </w:r>

--- a/tillsyn/A 50814-2025 tillsynsbegäran.docx
+++ b/tillsyn/A 50814-2025 tillsynsbegäran.docx
@@ -267,7 +267,7 @@
     <w:r>
       <w:tab/>
       <w:tab/>
-      <w:t>2026-04-03</w:t>
+      <w:t>2026-04-04</w:t>
       <w:br/>
       <w:br/>
     </w:r>

--- a/tillsyn/A 50814-2025 tillsynsbegäran.docx
+++ b/tillsyn/A 50814-2025 tillsynsbegäran.docx
@@ -267,7 +267,7 @@
     <w:r>
       <w:tab/>
       <w:tab/>
-      <w:t>2026-04-04</w:t>
+      <w:t>2026-04-05</w:t>
       <w:br/>
       <w:br/>
     </w:r>

--- a/tillsyn/A 50814-2025 tillsynsbegäran.docx
+++ b/tillsyn/A 50814-2025 tillsynsbegäran.docx
@@ -267,7 +267,7 @@
     <w:r>
       <w:tab/>
       <w:tab/>
-      <w:t>2026-04-05</w:t>
+      <w:t>2026-04-06</w:t>
       <w:br/>
       <w:br/>
     </w:r>

--- a/tillsyn/A 50814-2025 tillsynsbegäran.docx
+++ b/tillsyn/A 50814-2025 tillsynsbegäran.docx
@@ -106,10 +106,10 @@
         <w:rPr>
           <w:b/>
         </w:rPr>
-        <w:t>Sårläka</w:t>
+        <w:t>Sårläka (NT)</w:t>
       </w:r>
       <w:r>
-        <w:t xml:space="preserve"> växer på mullrik mark i skuggiga eller halvskuggiga lövskogar och lundar men också i örtrika kalkbarrskogar. Arten ingår i en exklusiv lundflora som bara uppträder i de allra rikaste kalkbarrskogarna söder om den biologiska norrlandsgränsen. I ädellövskogar och lundar är den också knuten till områden med en mycket rik mångfald av naturvårdsarter. Sårläka är typisk art för </w:t>
+        <w:t xml:space="preserve"> växer på mullrik mark i skuggiga eller halvskuggiga lövskogar och lundar men också i örtrika kalkbarrskogar. Arten ingår i en exklusiv lundflora som bara uppträder i de allra rikaste kalkbarrskogarna söder om den biologiska norrlandsgränsen. I ädellövskogar och lundar är den också knuten till områden med en mycket rik mångfald av naturvårdsarter. Enligt Riksskogstaxeringens data förefaller den ha minskat kraftigt (&gt;50%) vilket troligen kan förklaras av det storskaliga skogsbruket med kalhyggen. Sårläka är typisk art för </w:t>
       </w:r>
       <w:r>
         <w:rPr>
@@ -127,16 +127,7 @@
         <w:t>9160 Näringsrik ekskog</w:t>
       </w:r>
       <w:r>
-        <w:t xml:space="preserve"> och värdväxt för den rödlistade fjärilen sårläkeplattmal (NT).</w:t>
-      </w:r>
-      <w:r>
-        <w:rPr>
-          <w:i/>
-        </w:rPr>
-        <w:t xml:space="preserve"> </w:t>
-      </w:r>
-      <w:r>
-        <w:t>Sårläka har minskat kraftigt under de senaste åren och enligt artdatabankens preliminära bedömning kommer den att bli rödlistad som nära hotad (NT) i nästa rödlista som kommer 2026 (SLU Artdatabanken, 2024; Nitare &amp; Skogsstyrelsen, 2019).</w:t>
+        <w:t xml:space="preserve"> samt värdväxt för den rödlistade fjärilen sårläkeplattmal (NT) (SLU Artdatabanken, 2026; Nitare &amp; Skogsstyrelsen, 2019).</w:t>
       </w:r>
     </w:p>
     <w:sectPr>
@@ -267,7 +258,7 @@
     <w:r>
       <w:tab/>
       <w:tab/>
-      <w:t>2026-04-06</w:t>
+      <w:t>2026-04-07</w:t>
       <w:br/>
       <w:br/>
     </w:r>

--- a/tillsyn/A 50814-2025 tillsynsbegäran.docx
+++ b/tillsyn/A 50814-2025 tillsynsbegäran.docx
@@ -258,7 +258,7 @@
     <w:r>
       <w:tab/>
       <w:tab/>
-      <w:t>2026-04-07</w:t>
+      <w:t>2026-04-08</w:t>
       <w:br/>
       <w:br/>
     </w:r>

--- a/tillsyn/A 50814-2025 tillsynsbegäran.docx
+++ b/tillsyn/A 50814-2025 tillsynsbegäran.docx
@@ -258,7 +258,7 @@
     <w:r>
       <w:tab/>
       <w:tab/>
-      <w:t>2026-04-08</w:t>
+      <w:t>2026-04-09</w:t>
       <w:br/>
       <w:br/>
     </w:r>

--- a/tillsyn/A 50814-2025 tillsynsbegäran.docx
+++ b/tillsyn/A 50814-2025 tillsynsbegäran.docx
@@ -258,7 +258,7 @@
     <w:r>
       <w:tab/>
       <w:tab/>
-      <w:t>2026-04-09</w:t>
+      <w:t>2026-04-10</w:t>
       <w:br/>
       <w:br/>
     </w:r>

--- a/tillsyn/A 50814-2025 tillsynsbegäran.docx
+++ b/tillsyn/A 50814-2025 tillsynsbegäran.docx
@@ -258,7 +258,7 @@
     <w:r>
       <w:tab/>
       <w:tab/>
-      <w:t>2026-04-10</w:t>
+      <w:t>2026-04-11</w:t>
       <w:br/>
       <w:br/>
     </w:r>

--- a/tillsyn/A 50814-2025 tillsynsbegäran.docx
+++ b/tillsyn/A 50814-2025 tillsynsbegäran.docx
@@ -258,7 +258,7 @@
     <w:r>
       <w:tab/>
       <w:tab/>
-      <w:t>2026-05-16</w:t>
+      <w:t>2026-05-17</w:t>
       <w:br/>
       <w:br/>
     </w:r>

--- a/tillsyn/A 50814-2025 tillsynsbegäran.docx
+++ b/tillsyn/A 50814-2025 tillsynsbegäran.docx
@@ -258,7 +258,7 @@
     <w:r>
       <w:tab/>
       <w:tab/>
-      <w:t>2026-05-17</w:t>
+      <w:t>2026-05-18</w:t>
       <w:br/>
       <w:br/>
     </w:r>

--- a/tillsyn/A 50814-2025 tillsynsbegäran.docx
+++ b/tillsyn/A 50814-2025 tillsynsbegäran.docx
@@ -258,7 +258,7 @@
     <w:r>
       <w:tab/>
       <w:tab/>
-      <w:t>2026-05-18</w:t>
+      <w:t>2026-05-19</w:t>
       <w:br/>
       <w:br/>
     </w:r>

--- a/tillsyn/A 50814-2025 tillsynsbegäran.docx
+++ b/tillsyn/A 50814-2025 tillsynsbegäran.docx
@@ -258,7 +258,7 @@
     <w:r>
       <w:tab/>
       <w:tab/>
-      <w:t>2026-05-19</w:t>
+      <w:t>2026-05-20</w:t>
       <w:br/>
       <w:br/>
     </w:r>

--- a/tillsyn/A 50814-2025 tillsynsbegäran.docx
+++ b/tillsyn/A 50814-2025 tillsynsbegäran.docx
@@ -258,7 +258,7 @@
     <w:r>
       <w:tab/>
       <w:tab/>
-      <w:t>2026-05-20</w:t>
+      <w:t>2026-05-21</w:t>
       <w:br/>
       <w:br/>
     </w:r>

--- a/tillsyn/A 50814-2025 tillsynsbegäran.docx
+++ b/tillsyn/A 50814-2025 tillsynsbegäran.docx
@@ -258,7 +258,7 @@
     <w:r>
       <w:tab/>
       <w:tab/>
-      <w:t>2026-05-21</w:t>
+      <w:t>2026-05-22</w:t>
       <w:br/>
       <w:br/>
     </w:r>

--- a/tillsyn/A 50814-2025 tillsynsbegäran.docx
+++ b/tillsyn/A 50814-2025 tillsynsbegäran.docx
@@ -258,7 +258,7 @@
     <w:r>
       <w:tab/>
       <w:tab/>
-      <w:t>2026-05-22</w:t>
+      <w:t>2026-05-23</w:t>
       <w:br/>
       <w:br/>
     </w:r>

--- a/tillsyn/A 50814-2025 tillsynsbegäran.docx
+++ b/tillsyn/A 50814-2025 tillsynsbegäran.docx
@@ -258,7 +258,7 @@
     <w:r>
       <w:tab/>
       <w:tab/>
-      <w:t>2026-05-23</w:t>
+      <w:t>2026-05-24</w:t>
       <w:br/>
       <w:br/>
     </w:r>

--- a/tillsyn/A 50814-2025 tillsynsbegäran.docx
+++ b/tillsyn/A 50814-2025 tillsynsbegäran.docx
@@ -258,7 +258,7 @@
     <w:r>
       <w:tab/>
       <w:tab/>
-      <w:t>2026-05-24</w:t>
+      <w:t>2026-05-25</w:t>
       <w:br/>
       <w:br/>
     </w:r>

--- a/tillsyn/A 50814-2025 tillsynsbegäran.docx
+++ b/tillsyn/A 50814-2025 tillsynsbegäran.docx
@@ -258,7 +258,7 @@
     <w:r>
       <w:tab/>
       <w:tab/>
-      <w:t>2026-05-25</w:t>
+      <w:t>2026-05-26</w:t>
       <w:br/>
       <w:br/>
     </w:r>

--- a/tillsyn/A 50814-2025 tillsynsbegäran.docx
+++ b/tillsyn/A 50814-2025 tillsynsbegäran.docx
@@ -258,7 +258,7 @@
     <w:r>
       <w:tab/>
       <w:tab/>
-      <w:t>2026-05-26</w:t>
+      <w:t>2026-05-27</w:t>
       <w:br/>
       <w:br/>
     </w:r>

--- a/tillsyn/A 50814-2025 tillsynsbegäran.docx
+++ b/tillsyn/A 50814-2025 tillsynsbegäran.docx
@@ -258,7 +258,7 @@
     <w:r>
       <w:tab/>
       <w:tab/>
-      <w:t>2026-05-27</w:t>
+      <w:t>2026-05-28</w:t>
       <w:br/>
       <w:br/>
     </w:r>

--- a/tillsyn/A 50814-2025 tillsynsbegäran.docx
+++ b/tillsyn/A 50814-2025 tillsynsbegäran.docx
@@ -258,7 +258,7 @@
     <w:r>
       <w:tab/>
       <w:tab/>
-      <w:t>2026-05-28</w:t>
+      <w:t>2026-05-29</w:t>
       <w:br/>
       <w:br/>
     </w:r>

--- a/tillsyn/A 50814-2025 tillsynsbegäran.docx
+++ b/tillsyn/A 50814-2025 tillsynsbegäran.docx
@@ -258,7 +258,7 @@
     <w:r>
       <w:tab/>
       <w:tab/>
-      <w:t>2026-05-29</w:t>
+      <w:t>2026-05-30</w:t>
       <w:br/>
       <w:br/>
     </w:r>

--- a/tillsyn/A 50814-2025 tillsynsbegäran.docx
+++ b/tillsyn/A 50814-2025 tillsynsbegäran.docx
@@ -258,7 +258,7 @@
     <w:r>
       <w:tab/>
       <w:tab/>
-      <w:t>2026-05-30</w:t>
+      <w:t>2026-05-31</w:t>
       <w:br/>
       <w:br/>
     </w:r>

--- a/tillsyn/A 50814-2025 tillsynsbegäran.docx
+++ b/tillsyn/A 50814-2025 tillsynsbegäran.docx
@@ -258,7 +258,7 @@
     <w:r>
       <w:tab/>
       <w:tab/>
-      <w:t>2026-05-31</w:t>
+      <w:t>2026-06-01</w:t>
       <w:br/>
       <w:br/>
     </w:r>

--- a/tillsyn/A 50814-2025 tillsynsbegäran.docx
+++ b/tillsyn/A 50814-2025 tillsynsbegäran.docx
@@ -258,7 +258,7 @@
     <w:r>
       <w:tab/>
       <w:tab/>
-      <w:t>2026-06-01</w:t>
+      <w:t>2026-06-02</w:t>
       <w:br/>
       <w:br/>
     </w:r>

--- a/tillsyn/A 50814-2025 tillsynsbegäran.docx
+++ b/tillsyn/A 50814-2025 tillsynsbegäran.docx
@@ -258,7 +258,7 @@
     <w:r>
       <w:tab/>
       <w:tab/>
-      <w:t>2026-06-02</w:t>
+      <w:t>2026-06-03</w:t>
       <w:br/>
       <w:br/>
     </w:r>

--- a/tillsyn/A 50814-2025 tillsynsbegäran.docx
+++ b/tillsyn/A 50814-2025 tillsynsbegäran.docx
@@ -258,7 +258,7 @@
     <w:r>
       <w:tab/>
       <w:tab/>
-      <w:t>2026-06-03</w:t>
+      <w:t>2026-06-04</w:t>
       <w:br/>
       <w:br/>
     </w:r>

--- a/tillsyn/A 50814-2025 tillsynsbegäran.docx
+++ b/tillsyn/A 50814-2025 tillsynsbegäran.docx
@@ -258,7 +258,7 @@
     <w:r>
       <w:tab/>
       <w:tab/>
-      <w:t>2026-06-04</w:t>
+      <w:t>2026-06-05</w:t>
       <w:br/>
       <w:br/>
     </w:r>
